--- a/REVOLT_Whitepaper_v1.docx
+++ b/REVOLT_Whitepaper_v1.docx
@@ -3701,7 +3701,7 @@
           <w:sz w:val="22"/>
           <w:szCs w:val="22"/>
         </w:rPr>
-        <w:t xml:space="preserve">Telegram: t.me/RevoltCoin — real-time announcements and community chat</w:t>
+        <w:t xml:space="preserve">Telegram: t.me/therevolutionwillbetokenized — real-time announcements and community chat</w:t>
       </w:r>
     </w:p>
     <w:p>
@@ -4251,7 +4251,7 @@
           <w:sz w:val="22"/>
           <w:szCs w:val="22"/>
         </w:rPr>
-        <w:t xml:space="preserve">Telegram: t.me/RevoltCoin</w:t>
+        <w:t xml:space="preserve">Telegram: t.me/therevolutionwillbetokenized</w:t>
       </w:r>
     </w:p>
     <w:p>
